--- a/Report/Synopsis CNMS.docx
+++ b/Report/Synopsis CNMS.docx
@@ -911,14 +911,7 @@
           <w:sz w:val="28"/>
           <w:szCs w:val="24"/>
         </w:rPr>
-        <w:t xml:space="preserve">ailwind </w:t>
-      </w:r>
-      <w:r>
-        <w:rPr>
-          <w:sz w:val="28"/>
-          <w:szCs w:val="24"/>
-        </w:rPr>
-        <w:t>CSS</w:t>
+        <w:t>ailwind CSS</w:t>
       </w:r>
     </w:p>
     <w:p>
@@ -1560,10 +1553,10 @@
           <w:szCs w:val="28"/>
         </w:rPr>
         <w:drawing>
-          <wp:inline distT="0" distB="0" distL="0" distR="0" wp14:anchorId="33CAA462" wp14:editId="1DEB3A68">
-            <wp:extent cx="5715000" cy="4220845"/>
-            <wp:effectExtent l="0" t="0" r="0" b="8255"/>
-            <wp:docPr id="1" name="Picture 1"/>
+          <wp:inline distT="0" distB="0" distL="0" distR="0" wp14:anchorId="6E5F65CC" wp14:editId="18B2B092">
+            <wp:extent cx="5732145" cy="3871595"/>
+            <wp:effectExtent l="0" t="0" r="1905" b="0"/>
+            <wp:docPr id="2" name="Picture 2"/>
             <wp:cNvGraphicFramePr>
               <a:graphicFrameLocks xmlns:a="http://schemas.openxmlformats.org/drawingml/2006/main" noChangeAspect="1"/>
             </wp:cNvGraphicFramePr>
@@ -1571,10 +1564,10 @@
               <a:graphicData uri="http://schemas.openxmlformats.org/drawingml/2006/picture">
                 <pic:pic xmlns:pic="http://schemas.openxmlformats.org/drawingml/2006/picture">
                   <pic:nvPicPr>
-                    <pic:cNvPr id="1" name="Picture 1"/>
+                    <pic:cNvPr id="2" name="Picture 2"/>
                     <pic:cNvPicPr/>
                   </pic:nvPicPr>
-                  <pic:blipFill rotWithShape="1">
+                  <pic:blipFill>
                     <a:blip r:embed="rId7">
                       <a:extLst>
                         <a:ext uri="{28A0092B-C50C-407E-A947-70E740481C1C}">
@@ -1582,25 +1575,18 @@
                         </a:ext>
                       </a:extLst>
                     </a:blip>
-                    <a:srcRect t="1248" r="299"/>
-                    <a:stretch/>
+                    <a:stretch>
+                      <a:fillRect/>
+                    </a:stretch>
                   </pic:blipFill>
-                  <pic:spPr bwMode="auto">
+                  <pic:spPr>
                     <a:xfrm>
                       <a:off x="0" y="0"/>
-                      <a:ext cx="5715000" cy="4220845"/>
+                      <a:ext cx="5732145" cy="3871595"/>
                     </a:xfrm>
                     <a:prstGeom prst="rect">
                       <a:avLst/>
                     </a:prstGeom>
-                    <a:ln>
-                      <a:noFill/>
-                    </a:ln>
-                    <a:extLst>
-                      <a:ext uri="{53640926-AAD7-44D8-BBD7-CCE9431645EC}">
-                        <a14:shadowObscured xmlns:a14="http://schemas.microsoft.com/office/drawing/2010/main"/>
-                      </a:ext>
-                    </a:extLst>
                   </pic:spPr>
                 </pic:pic>
               </a:graphicData>
